--- a/templates/VIVAN/OMAN/Annexure.docx
+++ b/templates/VIVAN/OMAN/Annexure.docx
@@ -318,14 +318,26 @@
         </w:rPr>
       </w:pPr>
       <w:r>
-        <w:t xml:space="preserve">RA Registration No  </w:t>
+        <w:t xml:space="preserve">RA Registration </w:t>
+      </w:r>
+      <w:proofErr w:type="gramStart"/>
+      <w:r>
+        <w:t xml:space="preserve">No  </w:t>
       </w:r>
       <w:r>
         <w:rPr>
           <w:rFonts w:eastAsia="Times New Roman" w:cstheme="minorHAnsi"/>
           <w:b/>
         </w:rPr>
-        <w:t>RA5538000</w:t>
+        <w:t>RA</w:t>
+      </w:r>
+      <w:proofErr w:type="gramEnd"/>
+      <w:r>
+        <w:rPr>
+          <w:rFonts w:eastAsia="Times New Roman" w:cstheme="minorHAnsi"/>
+          <w:b/>
+        </w:rPr>
+        <w:t>5538000</w:t>
       </w:r>
       <w:r>
         <w:rPr>
@@ -697,8 +709,13 @@
               <w:jc w:val="center"/>
             </w:pPr>
             <w:r>
-              <w:t>2 YEAR</w:t>
+              <w:t xml:space="preserve">2 </w:t>
             </w:r>
+            <w:proofErr w:type="gramStart"/>
+            <w:r>
+              <w:t>YEAR</w:t>
+            </w:r>
+            <w:proofErr w:type="gramEnd"/>
           </w:p>
         </w:tc>
         <w:tc>
@@ -854,6 +871,34 @@
         </w:rPr>
       </w:pPr>
       <w:r>
+        <w:rPr>
+          <w:b/>
+          <w:noProof/>
+        </w:rPr>
+        <w:pict w14:anchorId="174E44D0">
+          <v:rect id="_x0000_s1027" style="position:absolute;margin-left:-23.5pt;margin-top:25.85pt;width:112.85pt;height:64pt;z-index:251661312;mso-position-horizontal-relative:text;mso-position-vertical-relative:text" fillcolor="#4f81bd [3204]" stroked="f">
+            <v:textbox style="mso-next-textbox:#_x0000_s1027">
+              <w:txbxContent>
+                <w:p>
+                  <w:pPr>
+                    <w:rPr>
+                      <w:lang w:val="en-IN"/>
+                    </w:rPr>
+                  </w:pPr>
+                  <w:r>
+                    <w:rPr>
+                      <w:lang w:val="en-IN"/>
+                    </w:rPr>
+                    <w:t>{{SPONSOR_SIGNATURE}}</w:t>
+                  </w:r>
+                </w:p>
+                <w:p/>
+              </w:txbxContent>
+            </v:textbox>
+          </v:rect>
+        </w:pict>
+      </w:r>
+      <w:r>
         <w:t xml:space="preserve">Date &amp; Place: </w:t>
       </w:r>
       <w:r>
@@ -900,6 +945,42 @@
           <w:b/>
         </w:rPr>
       </w:pPr>
+    </w:p>
+    <w:p>
+      <w:pPr>
+        <w:rPr>
+          <w:b/>
+        </w:rPr>
+      </w:pPr>
+      <w:r>
+        <w:rPr>
+          <w:b/>
+          <w:noProof/>
+        </w:rPr>
+        <w:pict w14:anchorId="66949239">
+          <v:rect id="_x0000_s1026" style="position:absolute;margin-left:-29.3pt;margin-top:-57.65pt;width:125.95pt;height:74.85pt;z-index:251660288;mso-position-horizontal-relative:text;mso-position-vertical-relative:text">
+            <v:textbox style="mso-next-textbox:#_x0000_s1026">
+              <w:txbxContent>
+                <w:p>
+                  <w:pPr>
+                    <w:rPr>
+                      <w:lang w:val="en-IN"/>
+                    </w:rPr>
+                  </w:pPr>
+                  <w:proofErr w:type="spellStart"/>
+                  <w:r>
+                    <w:rPr>
+                      <w:lang w:val="en-IN"/>
+                    </w:rPr>
+                    <w:t>BoarderBoX</w:t>
+                  </w:r>
+                  <w:proofErr w:type="spellEnd"/>
+                </w:p>
+              </w:txbxContent>
+            </v:textbox>
+          </v:rect>
+        </w:pict>
+      </w:r>
     </w:p>
     <w:p>
       <w:pPr>
@@ -10920,7 +11001,7 @@
       </w:rPr>
     </w:tblStylePr>
   </w:style>
-  <w:style w:type="table" w:styleId="ColorfulShading-Accent1">
+  <w:style w:type="table" w:styleId="ColourfulShadingAccent1">
     <w:name w:val="Colorful Shading Accent 1"/>
     <w:basedOn w:val="TableNormal"/>
     <w:uiPriority w:val="71"/>
@@ -11035,7 +11116,7 @@
       </w:rPr>
     </w:tblStylePr>
   </w:style>
-  <w:style w:type="table" w:styleId="ColorfulShading-Accent2">
+  <w:style w:type="table" w:styleId="ColourfulShadingAccent2">
     <w:name w:val="Colorful Shading Accent 2"/>
     <w:basedOn w:val="TableNormal"/>
     <w:uiPriority w:val="71"/>
@@ -11150,7 +11231,7 @@
       </w:rPr>
     </w:tblStylePr>
   </w:style>
-  <w:style w:type="table" w:styleId="ColorfulShading-Accent3">
+  <w:style w:type="table" w:styleId="ColourfulShadingAccent3">
     <w:name w:val="Colorful Shading Accent 3"/>
     <w:basedOn w:val="TableNormal"/>
     <w:uiPriority w:val="71"/>
@@ -11255,7 +11336,7 @@
       </w:tcPr>
     </w:tblStylePr>
   </w:style>
-  <w:style w:type="table" w:styleId="ColorfulShading-Accent4">
+  <w:style w:type="table" w:styleId="ColourfulShadingAccent4">
     <w:name w:val="Colorful Shading Accent 4"/>
     <w:basedOn w:val="TableNormal"/>
     <w:uiPriority w:val="71"/>
@@ -11370,7 +11451,7 @@
       </w:rPr>
     </w:tblStylePr>
   </w:style>
-  <w:style w:type="table" w:styleId="ColorfulShading-Accent5">
+  <w:style w:type="table" w:styleId="ColourfulShadingAccent5">
     <w:name w:val="Colorful Shading Accent 5"/>
     <w:basedOn w:val="TableNormal"/>
     <w:uiPriority w:val="71"/>
@@ -11485,7 +11566,7 @@
       </w:rPr>
     </w:tblStylePr>
   </w:style>
-  <w:style w:type="table" w:styleId="ColorfulShading-Accent6">
+  <w:style w:type="table" w:styleId="ColourfulShadingAccent6">
     <w:name w:val="Colorful Shading Accent 6"/>
     <w:basedOn w:val="TableNormal"/>
     <w:uiPriority w:val="71"/>
@@ -11679,7 +11760,7 @@
       </w:tcPr>
     </w:tblStylePr>
   </w:style>
-  <w:style w:type="table" w:styleId="ColorfulList-Accent1">
+  <w:style w:type="table" w:styleId="ColourfulListAccent1">
     <w:name w:val="Colorful List Accent 1"/>
     <w:basedOn w:val="TableNormal"/>
     <w:uiPriority w:val="72"/>
@@ -11758,7 +11839,7 @@
       </w:tcPr>
     </w:tblStylePr>
   </w:style>
-  <w:style w:type="table" w:styleId="ColorfulList-Accent2">
+  <w:style w:type="table" w:styleId="ColourfulListAccent2">
     <w:name w:val="Colorful List Accent 2"/>
     <w:basedOn w:val="TableNormal"/>
     <w:uiPriority w:val="72"/>
@@ -11837,7 +11918,7 @@
       </w:tcPr>
     </w:tblStylePr>
   </w:style>
-  <w:style w:type="table" w:styleId="ColorfulList-Accent3">
+  <w:style w:type="table" w:styleId="ColourfulListAccent3">
     <w:name w:val="Colorful List Accent 3"/>
     <w:basedOn w:val="TableNormal"/>
     <w:uiPriority w:val="72"/>
@@ -11916,7 +11997,7 @@
       </w:tcPr>
     </w:tblStylePr>
   </w:style>
-  <w:style w:type="table" w:styleId="ColorfulList-Accent4">
+  <w:style w:type="table" w:styleId="ColourfulListAccent4">
     <w:name w:val="Colorful List Accent 4"/>
     <w:basedOn w:val="TableNormal"/>
     <w:uiPriority w:val="72"/>
@@ -11995,7 +12076,7 @@
       </w:tcPr>
     </w:tblStylePr>
   </w:style>
-  <w:style w:type="table" w:styleId="ColorfulList-Accent5">
+  <w:style w:type="table" w:styleId="ColourfulListAccent5">
     <w:name w:val="Colorful List Accent 5"/>
     <w:basedOn w:val="TableNormal"/>
     <w:uiPriority w:val="72"/>
@@ -12074,7 +12155,7 @@
       </w:tcPr>
     </w:tblStylePr>
   </w:style>
-  <w:style w:type="table" w:styleId="ColorfulList-Accent6">
+  <w:style w:type="table" w:styleId="ColourfulListAccent6">
     <w:name w:val="Colorful List Accent 6"/>
     <w:basedOn w:val="TableNormal"/>
     <w:uiPriority w:val="72"/>
@@ -12226,7 +12307,7 @@
       </w:tcPr>
     </w:tblStylePr>
   </w:style>
-  <w:style w:type="table" w:styleId="ColorfulGrid-Accent1">
+  <w:style w:type="table" w:styleId="ColourfulGridAccent1">
     <w:name w:val="Colorful Grid Accent 1"/>
     <w:basedOn w:val="TableNormal"/>
     <w:uiPriority w:val="73"/>
@@ -12299,7 +12380,7 @@
       </w:tcPr>
     </w:tblStylePr>
   </w:style>
-  <w:style w:type="table" w:styleId="ColorfulGrid-Accent2">
+  <w:style w:type="table" w:styleId="ColourfulGridAccent2">
     <w:name w:val="Colorful Grid Accent 2"/>
     <w:basedOn w:val="TableNormal"/>
     <w:uiPriority w:val="73"/>
@@ -12372,7 +12453,7 @@
       </w:tcPr>
     </w:tblStylePr>
   </w:style>
-  <w:style w:type="table" w:styleId="ColorfulGrid-Accent3">
+  <w:style w:type="table" w:styleId="ColourfulGridAccent3">
     <w:name w:val="Colorful Grid Accent 3"/>
     <w:basedOn w:val="TableNormal"/>
     <w:uiPriority w:val="73"/>
@@ -12445,7 +12526,7 @@
       </w:tcPr>
     </w:tblStylePr>
   </w:style>
-  <w:style w:type="table" w:styleId="ColorfulGrid-Accent4">
+  <w:style w:type="table" w:styleId="ColourfulGridAccent4">
     <w:name w:val="Colorful Grid Accent 4"/>
     <w:basedOn w:val="TableNormal"/>
     <w:uiPriority w:val="73"/>
@@ -12518,7 +12599,7 @@
       </w:tcPr>
     </w:tblStylePr>
   </w:style>
-  <w:style w:type="table" w:styleId="ColorfulGrid-Accent5">
+  <w:style w:type="table" w:styleId="ColourfulGridAccent5">
     <w:name w:val="Colorful Grid Accent 5"/>
     <w:basedOn w:val="TableNormal"/>
     <w:uiPriority w:val="73"/>
@@ -12591,7 +12672,7 @@
       </w:tcPr>
     </w:tblStylePr>
   </w:style>
-  <w:style w:type="table" w:styleId="ColorfulGrid-Accent6">
+  <w:style w:type="table" w:styleId="ColourfulGridAccent6">
     <w:name w:val="Colorful Grid Accent 6"/>
     <w:basedOn w:val="TableNormal"/>
     <w:uiPriority w:val="73"/>
